--- a/docs/requirements-specification.docx
+++ b/docs/requirements-specification.docx
@@ -633,8 +633,8 @@
         <w:tblLook w:val="04A0" w:firstRow="1" w:lastRow="0" w:firstColumn="1" w:lastColumn="0" w:noHBand="0" w:noVBand="1"/>
       </w:tblPr>
       <w:tblGrid>
-        <w:gridCol w:w="959"/>
-        <w:gridCol w:w="8385"/>
+        <w:gridCol w:w="897"/>
+        <w:gridCol w:w="8447"/>
       </w:tblGrid>
       <w:tr>
         <w:tc>
@@ -785,51 +785,52 @@
                 <w:sz w:val="19"/>
                 <w:szCs w:val="19"/>
               </w:rPr>
-              <w:t>A visitor can register with full name, username, email, password and a face photo. A</w:t>
-            </w:r>
-            <w:r>
-              <w:rPr>
-                <w:rFonts w:ascii="Segoe UI" w:eastAsia="Times New Roman" w:hAnsi="Segoe UI" w:cs="Segoe UI"/>
-                <w:sz w:val="19"/>
-                <w:szCs w:val="19"/>
-              </w:rPr>
-              <w:t>ll five are mandatory.</w:t>
-            </w:r>
-          </w:p>
-        </w:tc>
-      </w:tr>
-      <w:tr>
-        <w:tc>
-          <w:tcPr>
-            <w:tcW w:w="0" w:type="auto"/>
-            <w:tcBorders>
-              <w:top w:val="single" w:sz="6" w:space="0" w:color="9AA5B1"/>
-              <w:left w:val="single" w:sz="6" w:space="0" w:color="9AA5B1"/>
-              <w:bottom w:val="single" w:sz="6" w:space="0" w:color="9AA5B1"/>
-              <w:right w:val="single" w:sz="6" w:space="0" w:color="9AA5B1"/>
-            </w:tcBorders>
-            <w:tcMar>
-              <w:top w:w="80" w:type="dxa"/>
-              <w:left w:w="80" w:type="dxa"/>
-              <w:bottom w:w="80" w:type="dxa"/>
-              <w:right w:w="80" w:type="dxa"/>
-            </w:tcMar>
-            <w:hideMark/>
-          </w:tcPr>
-          <w:p>
-            <w:pPr>
-              <w:rPr>
-                <w:rFonts w:ascii="Segoe UI" w:eastAsia="Times New Roman" w:hAnsi="Segoe UI" w:cs="Segoe UI"/>
-                <w:sz w:val="19"/>
-                <w:szCs w:val="19"/>
-              </w:rPr>
-            </w:pPr>
-            <w:r>
-              <w:rPr>
-                <w:rFonts w:ascii="Segoe UI" w:eastAsia="Times New Roman" w:hAnsi="Segoe UI" w:cs="Segoe UI"/>
-                <w:sz w:val="19"/>
-                <w:szCs w:val="19"/>
-              </w:rPr>
+              <w:t>A visitor can register with full name, username, email and password. All four are ma</w:t>
+            </w:r>
+            <w:r>
+              <w:rPr>
+                <w:rFonts w:ascii="Segoe UI" w:eastAsia="Times New Roman" w:hAnsi="Segoe UI" w:cs="Segoe UI"/>
+                <w:sz w:val="19"/>
+                <w:szCs w:val="19"/>
+              </w:rPr>
+              <w:t>ndatory. A face photo may be added at the same time but is not required.</w:t>
+            </w:r>
+          </w:p>
+        </w:tc>
+      </w:tr>
+      <w:tr>
+        <w:tc>
+          <w:tcPr>
+            <w:tcW w:w="0" w:type="auto"/>
+            <w:tcBorders>
+              <w:top w:val="single" w:sz="6" w:space="0" w:color="9AA5B1"/>
+              <w:left w:val="single" w:sz="6" w:space="0" w:color="9AA5B1"/>
+              <w:bottom w:val="single" w:sz="6" w:space="0" w:color="9AA5B1"/>
+              <w:right w:val="single" w:sz="6" w:space="0" w:color="9AA5B1"/>
+            </w:tcBorders>
+            <w:tcMar>
+              <w:top w:w="80" w:type="dxa"/>
+              <w:left w:w="80" w:type="dxa"/>
+              <w:bottom w:w="80" w:type="dxa"/>
+              <w:right w:w="80" w:type="dxa"/>
+            </w:tcMar>
+            <w:hideMark/>
+          </w:tcPr>
+          <w:p>
+            <w:pPr>
+              <w:rPr>
+                <w:rFonts w:ascii="Segoe UI" w:eastAsia="Times New Roman" w:hAnsi="Segoe UI" w:cs="Segoe UI"/>
+                <w:sz w:val="19"/>
+                <w:szCs w:val="19"/>
+              </w:rPr>
+            </w:pPr>
+            <w:r>
+              <w:rPr>
+                <w:rFonts w:ascii="Segoe UI" w:eastAsia="Times New Roman" w:hAnsi="Segoe UI" w:cs="Segoe UI"/>
+                <w:sz w:val="19"/>
+                <w:szCs w:val="19"/>
+              </w:rPr>
+              <w:lastRenderedPageBreak/>
               <w:t>FR-AUTH-02</w:t>
             </w:r>
           </w:p>
@@ -902,7 +903,6 @@
                 <w:sz w:val="19"/>
                 <w:szCs w:val="19"/>
               </w:rPr>
-              <w:lastRenderedPageBreak/>
               <w:t>FR-AUTH-03</w:t>
             </w:r>
           </w:p>
@@ -938,15 +938,23 @@
                 <w:sz w:val="19"/>
                 <w:szCs w:val="19"/>
               </w:rPr>
-              <w:t>Registration must capture a 128-value face descriptor from the photo. An account canno</w:t>
-            </w:r>
-            <w:r>
-              <w:rPr>
-                <w:rFonts w:ascii="Segoe UI" w:eastAsia="Times New Roman" w:hAnsi="Segoe UI" w:cs="Segoe UI"/>
-                <w:sz w:val="19"/>
-                <w:szCs w:val="19"/>
-              </w:rPr>
-              <w:t>t be created without one.</w:t>
+              <w:t>A face photo offered at registration</w:t>
+            </w:r>
+            <w:r>
+              <w:rPr>
+                <w:rFonts w:ascii="Segoe UI" w:eastAsia="Times New Roman" w:hAnsi="Segoe UI" w:cs="Segoe UI"/>
+                <w:sz w:val="19"/>
+                <w:szCs w:val="19"/>
+              </w:rPr>
+              <w:t xml:space="preserve"> must yield a 128-value descriptor and be stored with the photo it came from; a photo that cannot be read is rejected rather than stored. An account created without a face is complete and signs in by password. An administrator can enrol a face for it later</w:t>
+            </w:r>
+            <w:r>
+              <w:rPr>
+                <w:rFonts w:ascii="Segoe UI" w:eastAsia="Times New Roman" w:hAnsi="Segoe UI" w:cs="Segoe UI"/>
+                <w:sz w:val="19"/>
+                <w:szCs w:val="19"/>
+              </w:rPr>
+              <w:t xml:space="preserve"> on the Users page.</w:t>
             </w:r>
           </w:p>
         </w:tc>
@@ -1915,6 +1923,7 @@
                 <w:sz w:val="19"/>
                 <w:szCs w:val="19"/>
               </w:rPr>
+              <w:lastRenderedPageBreak/>
               <w:t>FR-USR-01</w:t>
             </w:r>
           </w:p>
@@ -2172,7 +2181,6 @@
                 <w:sz w:val="19"/>
                 <w:szCs w:val="19"/>
               </w:rPr>
-              <w:lastRenderedPageBreak/>
               <w:t>FR-USR-04</w:t>
             </w:r>
           </w:p>
@@ -13374,9 +13382,9 @@
 <file path=word/numbering.xml><?xml version="1.0" encoding="utf-8"?>
 <w:numbering xmlns:wpc="http://schemas.microsoft.com/office/word/2010/wordprocessingCanvas" xmlns:cx="http://schemas.microsoft.com/office/drawing/2014/chartex" xmlns:mc="http://schemas.openxmlformats.org/markup-compatibility/2006" xmlns:o="urn:schemas-microsoft-com:office:office" xmlns:r="http://schemas.openxmlformats.org/officeDocument/2006/relationships" xmlns:m="http://schemas.openxmlformats.org/officeDocument/2006/math" xmlns:v="urn:schemas-microsoft-com:vml" xmlns:wp14="http://schemas.microsoft.com/office/word/2010/wordprocessingDrawing" xmlns:wp="http://schemas.openxmlformats.org/drawingml/2006/wordprocessingDrawing" xmlns:w10="urn:schemas-microsoft-com:office:word" xmlns:w="http://schemas.openxmlformats.org/wordprocessingml/2006/main" xmlns:w14="http://schemas.microsoft.com/office/word/2010/wordml" xmlns:w15="http://schemas.microsoft.com/office/word/2012/wordml" xmlns:w16se="http://schemas.microsoft.com/office/word/2015/wordml/symex" xmlns:wpg="http://schemas.microsoft.com/office/word/2010/wordprocessingGroup" xmlns:wpi="http://schemas.microsoft.com/office/word/2010/wordprocessingInk" xmlns:wne="http://schemas.microsoft.com/office/word/2006/wordml" xmlns:wps="http://schemas.microsoft.com/office/word/2010/wordprocessingShape" mc:Ignorable="w14 w15 w16se wp14">
   <w:abstractNum w:abstractNumId="0" w15:restartNumberingAfterBreak="0">
-    <w:nsid w:val="0DA11066"/>
+    <w:nsid w:val="101824BF"/>
     <w:multiLevelType w:val="multilevel"/>
-    <w:tmpl w:val="B984A4FE"/>
+    <w:tmpl w:val="B35C4A00"/>
     <w:lvl w:ilvl="0">
       <w:start w:val="1"/>
       <w:numFmt w:val="bullet"/>
